--- a/output/user-manuals/axpo-simulator-administrator-manual-es.docx
+++ b/output/user-manuals/axpo-simulator-administrator-manual-es.docx
@@ -110,7 +110,7 @@
     <w:tbl>
       <w:tblPr>
         <w:tblW w:type="auto" w:w="0"/>
-        <w:jc w:val="center"/>
+        <w:jc w:val="left"/>
         <w:tblLayout w:type="fixed"/>
         <w:tblLook w:firstColumn="1" w:firstRow="1" w:lastColumn="0" w:lastRow="0" w:noHBand="0" w:noVBand="1" w:val="04A0"/>
       </w:tblPr>
@@ -327,7 +327,7 @@
         </w:trPr>
         <w:tc>
           <w:tcPr>
-            <w:tcW w:type="dxa" w:w="4680"/>
+            <w:tcW w:type="dxa" w:w="2304"/>
             <w:shd w:fill="EE2B5B"/>
             <w:tcMar>
               <w:top w:w="90" w:type="dxa"/>
@@ -351,7 +351,7 @@
         </w:tc>
         <w:tc>
           <w:tcPr>
-            <w:tcW w:type="dxa" w:w="4680"/>
+            <w:tcW w:type="dxa" w:w="6912"/>
             <w:shd w:fill="EE2B5B"/>
             <w:tcMar>
               <w:top w:w="90" w:type="dxa"/>
@@ -624,7 +624,7 @@
                 <w:color w:val="252A34"/>
                 <w:sz w:val="18"/>
               </w:rPr>
-              <w:t>Analíticas, registros, incidencias y configuración del sistema.</w:t>
+              <w:t>Analíticas, auditoría, incidencias de simulación, uso OCR y configuración.</w:t>
             </w:r>
           </w:p>
         </w:tc>
@@ -633,7 +633,7 @@
     <w:tbl>
       <w:tblPr>
         <w:tblW w:type="auto" w:w="0"/>
-        <w:jc w:val="center"/>
+        <w:jc w:val="left"/>
         <w:tblLayout w:type="fixed"/>
         <w:tblLook w:firstColumn="1" w:firstRow="1" w:lastColumn="0" w:lastRow="0" w:noHBand="0" w:noVBand="1" w:val="04A0"/>
       </w:tblPr>
@@ -753,7 +753,7 @@
     <w:tbl>
       <w:tblPr>
         <w:tblW w:type="auto" w:w="0"/>
-        <w:jc w:val="center"/>
+        <w:jc w:val="left"/>
         <w:tblLayout w:type="fixed"/>
         <w:tblLook w:firstColumn="1" w:firstRow="1" w:lastColumn="0" w:lastRow="0" w:noHBand="0" w:noVBand="1" w:val="04A0"/>
       </w:tblPr>
@@ -1072,7 +1072,7 @@
     <w:tbl>
       <w:tblPr>
         <w:tblW w:type="auto" w:w="0"/>
-        <w:jc w:val="center"/>
+        <w:jc w:val="left"/>
         <w:tblLayout w:type="fixed"/>
         <w:tblLook w:firstColumn="1" w:firstRow="1" w:lastColumn="0" w:lastRow="0" w:noHBand="0" w:noVBand="1" w:val="04A0"/>
       </w:tblPr>
@@ -1158,7 +1158,7 @@
       <w:r>
         <w:drawing>
           <wp:inline xmlns:a="http://schemas.openxmlformats.org/drawingml/2006/main" xmlns:pic="http://schemas.openxmlformats.org/drawingml/2006/picture">
-            <wp:extent cx="5897880" cy="2885658"/>
+            <wp:extent cx="5897880" cy="3312110"/>
             <wp:docPr id="3" name="Picture 3"/>
             <wp:cNvGraphicFramePr>
               <a:graphicFrameLocks noChangeAspect="1"/>
@@ -1179,7 +1179,7 @@
                   <pic:spPr>
                     <a:xfrm>
                       <a:off x="0" y="0"/>
-                      <a:ext cx="5897880" cy="2885658"/>
+                      <a:ext cx="5897880" cy="3312110"/>
                     </a:xfrm>
                     <a:prstGeom prst="rect"/>
                   </pic:spPr>
@@ -1261,7 +1261,7 @@
       <w:r>
         <w:drawing>
           <wp:inline xmlns:a="http://schemas.openxmlformats.org/drawingml/2006/main" xmlns:pic="http://schemas.openxmlformats.org/drawingml/2006/picture">
-            <wp:extent cx="5897880" cy="2885658"/>
+            <wp:extent cx="5897880" cy="3312110"/>
             <wp:docPr id="4" name="Picture 4"/>
             <wp:cNvGraphicFramePr>
               <a:graphicFrameLocks noChangeAspect="1"/>
@@ -1282,7 +1282,7 @@
                   <pic:spPr>
                     <a:xfrm>
                       <a:off x="0" y="0"/>
-                      <a:ext cx="5897880" cy="2885658"/>
+                      <a:ext cx="5897880" cy="3312110"/>
                     </a:xfrm>
                     <a:prstGeom prst="rect"/>
                   </pic:spPr>
@@ -1357,7 +1357,7 @@
       <w:r>
         <w:drawing>
           <wp:inline xmlns:a="http://schemas.openxmlformats.org/drawingml/2006/main" xmlns:pic="http://schemas.openxmlformats.org/drawingml/2006/picture">
-            <wp:extent cx="5897880" cy="2885658"/>
+            <wp:extent cx="5897880" cy="3312110"/>
             <wp:docPr id="5" name="Picture 5"/>
             <wp:cNvGraphicFramePr>
               <a:graphicFrameLocks noChangeAspect="1"/>
@@ -1378,7 +1378,7 @@
                   <pic:spPr>
                     <a:xfrm>
                       <a:off x="0" y="0"/>
-                      <a:ext cx="5897880" cy="2885658"/>
+                      <a:ext cx="5897880" cy="3312110"/>
                     </a:xfrm>
                     <a:prstGeom prst="rect"/>
                   </pic:spPr>
@@ -1468,7 +1468,7 @@
       <w:r>
         <w:drawing>
           <wp:inline xmlns:a="http://schemas.openxmlformats.org/drawingml/2006/main" xmlns:pic="http://schemas.openxmlformats.org/drawingml/2006/picture">
-            <wp:extent cx="5897880" cy="2885658"/>
+            <wp:extent cx="5897880" cy="3312110"/>
             <wp:docPr id="6" name="Picture 6"/>
             <wp:cNvGraphicFramePr>
               <a:graphicFrameLocks noChangeAspect="1"/>
@@ -1489,7 +1489,7 @@
                   <pic:spPr>
                     <a:xfrm>
                       <a:off x="0" y="0"/>
-                      <a:ext cx="5897880" cy="2885658"/>
+                      <a:ext cx="5897880" cy="3312110"/>
                     </a:xfrm>
                     <a:prstGeom prst="rect"/>
                   </pic:spPr>
@@ -1520,7 +1520,7 @@
     <w:tbl>
       <w:tblPr>
         <w:tblW w:type="auto" w:w="0"/>
-        <w:jc w:val="center"/>
+        <w:jc w:val="left"/>
         <w:tblLayout w:type="fixed"/>
         <w:tblLook w:firstColumn="1" w:firstRow="1" w:lastColumn="0" w:lastRow="0" w:noHBand="0" w:noVBand="1" w:val="04A0"/>
       </w:tblPr>
@@ -1696,7 +1696,7 @@
       <w:r>
         <w:drawing>
           <wp:inline xmlns:a="http://schemas.openxmlformats.org/drawingml/2006/main" xmlns:pic="http://schemas.openxmlformats.org/drawingml/2006/picture">
-            <wp:extent cx="5897880" cy="2885658"/>
+            <wp:extent cx="5897880" cy="3312110"/>
             <wp:docPr id="7" name="Picture 7"/>
             <wp:cNvGraphicFramePr>
               <a:graphicFrameLocks noChangeAspect="1"/>
@@ -1717,7 +1717,7 @@
                   <pic:spPr>
                     <a:xfrm>
                       <a:off x="0" y="0"/>
-                      <a:ext cx="5897880" cy="2885658"/>
+                      <a:ext cx="5897880" cy="3312110"/>
                     </a:xfrm>
                     <a:prstGeom prst="rect"/>
                   </pic:spPr>
@@ -1748,7 +1748,7 @@
     <w:tbl>
       <w:tblPr>
         <w:tblW w:type="auto" w:w="0"/>
-        <w:jc w:val="center"/>
+        <w:jc w:val="left"/>
         <w:tblLayout w:type="fixed"/>
         <w:tblLook w:firstColumn="1" w:firstRow="1" w:lastColumn="0" w:lastRow="0" w:noHBand="0" w:noVBand="1" w:val="04A0"/>
       </w:tblPr>
@@ -1814,7 +1814,7 @@
       <w:r>
         <w:drawing>
           <wp:inline xmlns:a="http://schemas.openxmlformats.org/drawingml/2006/main" xmlns:pic="http://schemas.openxmlformats.org/drawingml/2006/picture">
-            <wp:extent cx="5897880" cy="2885658"/>
+            <wp:extent cx="5897880" cy="3312110"/>
             <wp:docPr id="8" name="Picture 8"/>
             <wp:cNvGraphicFramePr>
               <a:graphicFrameLocks noChangeAspect="1"/>
@@ -1835,7 +1835,7 @@
                   <pic:spPr>
                     <a:xfrm>
                       <a:off x="0" y="0"/>
-                      <a:ext cx="5897880" cy="2885658"/>
+                      <a:ext cx="5897880" cy="3312110"/>
                     </a:xfrm>
                     <a:prstGeom prst="rect"/>
                   </pic:spPr>
@@ -1979,7 +1979,7 @@
     <w:tbl>
       <w:tblPr>
         <w:tblW w:type="auto" w:w="0"/>
-        <w:jc w:val="center"/>
+        <w:jc w:val="left"/>
         <w:tblLayout w:type="fixed"/>
         <w:tblLook w:firstColumn="1" w:firstRow="1" w:lastColumn="0" w:lastRow="0" w:noHBand="0" w:noVBand="1" w:val="04A0"/>
       </w:tblPr>
@@ -2927,7 +2927,7 @@
         <w:pStyle w:val="Heading1"/>
       </w:pPr>
       <w:r>
-        <w:t>11. Registros e incidencias</w:t>
+        <w:t>11. Auditoría e incidencias de simulación</w:t>
       </w:r>
     </w:p>
     <w:p>
@@ -2939,7 +2939,7 @@
           <w:color w:val="252A34"/>
           <w:sz w:val="21"/>
         </w:rPr>
-        <w:t>Los registros aportan trazabilidad de auditoría, correos, tareas, OCR, errores e incidencias de simulación.</w:t>
+        <w:t>La configuración actual del rol Administrador permite consultar auditoría e incidencias de simulación. Los registros de correo, tareas programadas, OCR y errores de aplicación no están habilitados.</w:t>
       </w:r>
     </w:p>
     <w:p>
@@ -2954,7 +2954,7 @@
           <w:color w:val="252A34"/>
           <w:sz w:val="21"/>
         </w:rPr>
-        <w:t>Filtra por fecha, tipo, estado, usuario o referencia antes de abrir detalles.</w:t>
+        <w:t>Filtra la auditoría por fecha, tipo, usuario o referencia antes de abrir detalles.</w:t>
       </w:r>
     </w:p>
     <w:p>
@@ -2969,7 +2969,7 @@
           <w:color w:val="252A34"/>
           <w:sz w:val="21"/>
         </w:rPr>
-        <w:t>Utiliza la correlación para relacionar acciones con eventos de correo, OCR o aplicación.</w:t>
+        <w:t>Utiliza la referencia y la hora para relacionar una incidencia con las acciones auditadas.</w:t>
       </w:r>
     </w:p>
     <w:p>
@@ -3294,7 +3294,7 @@
     <w:tbl>
       <w:tblPr>
         <w:tblW w:type="auto" w:w="0"/>
-        <w:jc w:val="center"/>
+        <w:jc w:val="left"/>
         <w:tblLayout w:type="fixed"/>
         <w:tblLook w:firstColumn="1" w:firstRow="1" w:lastColumn="0" w:lastRow="0" w:noHBand="0" w:noVBand="1" w:val="04A0"/>
       </w:tblPr>
